--- a/NCKH_VUTHONGHAI.docx
+++ b/NCKH_VUTHONGHAI.docx
@@ -2771,6 +2771,282 @@
         </w:rPr>
         <w:t>Từ bối cảnh đó, đề tài không chỉ nghiên cứu việc dùng chatbot AI để tạo code, mà tập trung vào việc xây dựng một mô hình cộng tác người - AI có kiểm soát cho toàn bộ vòng đời website. Hai sản phẩm chính của đề tài là bộ tài liệu Website Lifecycle Templates và bộ skill architect-planner-builder, nhằm chuẩn hóa đầu vào, quy trình và đầu ra khi dùng AI trong phát triển website.</w:t>
       </w:r>
+    </w:p>
+    <w:p>
+      <w:pPr>
+        <w:pStyle w:val="Normal"/>
+        <w:spacing w:lineRule="auto" w:line="360" w:before="120" w:after="120"/>
+        <w:jc w:val="both"/>
+      </w:pPr>
+      <w:r>
+        <w:rPr>
+          <w:rFonts w:eastAsia="Times New Roman" w:cs="Times New Roman"/>
+          <w:b/>
+          <w:bCs/>
+          <w:sz w:val="26"/>
+          <w:szCs w:val="26"/>
+        </w:rPr>
+        <w:t>Ý NGHĨA, ĐÓNG GÓP VÀ VẤN ĐỀ NGHIÊN CỨU GIẢI QUYẾT</w:t>
+      </w:r>
+    </w:p>
+    <w:p>
+      <w:pPr>
+        <w:pStyle w:val="Normal"/>
+        <w:spacing w:lineRule="auto" w:line="360" w:before="0" w:after="120"/>
+        <w:jc w:val="both"/>
+      </w:pPr>
+      <w:r>
+        <w:rPr>
+          <w:rFonts w:eastAsia="Times New Roman" w:cs="Times New Roman"/>
+          <w:b/>
+          <w:bCs/>
+          <w:sz w:val="26"/>
+          <w:szCs w:val="26"/>
+        </w:rPr>
+        <w:t>1. Ý nghĩa của nghiên cứu (Là gì và có ý nghĩa như thế nào?)</w:t>
+      </w:r>
+    </w:p>
+    <w:p>
+      <w:pPr>
+        <w:pStyle w:val="Normal"/>
+        <w:spacing w:lineRule="auto" w:line="360" w:before="0" w:after="120"/>
+        <w:jc w:val="both"/>
+      </w:pPr>
+      <w:r>
+        <w:rPr>
+          <w:rFonts w:eastAsia="Times New Roman" w:cs="Times New Roman"/>
+          <w:sz w:val="26"/>
+          <w:szCs w:val="26"/>
+        </w:rPr>
+        <w:t>Nghiên cứu mang ý nghĩa chuyển dịch phương pháp ứng dụng AI trong lập trình từ trạng thái "tự do, phụ thuộc vào cá nhân" sang trạng thái "có cấu trúc, quy chuẩn và có thể kiểm soát". Việc sử dụng AI không còn dừng lại ở các câu lệnh (prompt) đơn lẻ mang tính thử nghiệm để sinh code tự động, mà được hệ thống hóa thành một quy trình sản xuất phần mềm chuyên nghiệp. Điều này mang ý nghĩa thiết thực trong bối cảnh các lập trình viên, doanh nghiệp nhỏ và sinh viên đang gặp nhiều khó khăn trong việc kiểm soát chất lượng, sự ổn định của đầu ra do AI tạo ra (tránh tình trạng "ảo giác" - hallucination, hoặc kiến trúc rời rạc). Nghiên cứu giúp thiết lập các "lan can bảo vệ" (guardrails) để việc ứng dụng AI an toàn, nhất quán và có tính kế thừa.</w:t>
+      </w:r>
+    </w:p>
+    <w:p>
+      <w:pPr>
+        <w:pStyle w:val="Normal"/>
+        <w:spacing w:lineRule="auto" w:line="360" w:before="0" w:after="120"/>
+        <w:jc w:val="both"/>
+      </w:pPr>
+      <w:r>
+        <w:rPr>
+          <w:rFonts w:eastAsia="Times New Roman" w:cs="Times New Roman"/>
+          <w:b/>
+          <w:bCs/>
+          <w:sz w:val="26"/>
+          <w:szCs w:val="26"/>
+        </w:rPr>
+        <w:t>2. Vấn đề giải quyết và cơ chế giải quyết</w:t>
+      </w:r>
+    </w:p>
+    <w:p>
+      <w:pPr>
+        <w:pStyle w:val="Normal"/>
+        <w:spacing w:lineRule="auto" w:line="360" w:before="0" w:after="120"/>
+        <w:jc w:val="both"/>
+      </w:pPr>
+      <w:r>
+        <w:rPr>
+          <w:rFonts w:eastAsia="Times New Roman" w:cs="Times New Roman"/>
+          <w:b/>
+          <w:bCs/>
+          <w:sz w:val="26"/>
+          <w:szCs w:val="26"/>
+        </w:rPr>
+        <w:t xml:space="preserve">- Vấn đề giải quyết: </w:t>
+      </w:r>
+      <w:r>
+        <w:rPr>
+          <w:rFonts w:eastAsia="Times New Roman" w:cs="Times New Roman"/>
+          <w:sz w:val="26"/>
+          <w:szCs w:val="26"/>
+        </w:rPr>
+        <w:t>Khi sử dụng AI chatbot để lập trình và thiết kế website, người dùng thường đối mặt với các "điểm mù" lớn: AI thường bịa ra hàm/thư viện không tồn tại, mất tính liên kết giữa các file khi dự án lớn dần (tràn context), không có khả năng truy xuất lại nguyên nhân gây ra lỗi (thiếu traceability), và chất lượng sản phẩm phụ thuộc hoàn toàn vào kỹ năng viết prompt của người dùng.</w:t>
+      </w:r>
+    </w:p>
+    <w:p>
+      <w:pPr>
+        <w:pStyle w:val="Normal"/>
+        <w:spacing w:lineRule="auto" w:line="360" w:before="0" w:after="120"/>
+        <w:jc w:val="both"/>
+      </w:pPr>
+      <w:r>
+        <w:rPr>
+          <w:rFonts w:eastAsia="Times New Roman" w:cs="Times New Roman"/>
+          <w:b/>
+          <w:bCs/>
+          <w:sz w:val="26"/>
+          <w:szCs w:val="26"/>
+        </w:rPr>
+        <w:t xml:space="preserve">- Cơ chế giải quyết: </w:t>
+      </w:r>
+      <w:r>
+        <w:rPr>
+          <w:rFonts w:eastAsia="Times New Roman" w:cs="Times New Roman"/>
+          <w:sz w:val="26"/>
+          <w:szCs w:val="26"/>
+        </w:rPr>
+        <w:t>Nghiên cứu xử lý vấn đề trên bằng phương pháp "định hướng tài liệu" (document-driven / contract-based). Bằng việc áp dụng bộ Website Lifecycle Templates và mô hình 3 trụ cột kỹ năng Architect - Planner - Builder, khối lượng công việc được chia nhỏ thành các chặng (phase) độc lập. Thay vì yêu cầu AI "code toàn bộ website", quy trình bắt buộc AI phải phân tích kiến trúc (Architect) -&gt; Lên kế hoạch chi tiết (Planner) -&gt; Thực thi từng phần và kiểm duyệt chéo (Builder). Mỗi bước đều phải xuất ra các tài liệu lưu vết rõ ràng (Markdown, sơ đồ Mermaid, thiết kế YAML), giúp con người dễ dàng đối chiếu, kiểm chứng, buộc AI tuân thủ nghiêm ngặt các ràng buộc thay vì sinh code tự do.</w:t>
+      </w:r>
+    </w:p>
+    <w:p>
+      <w:pPr>
+        <w:pStyle w:val="Normal"/>
+        <w:spacing w:lineRule="auto" w:line="360" w:before="0" w:after="120"/>
+        <w:jc w:val="both"/>
+      </w:pPr>
+      <w:r>
+        <w:rPr>
+          <w:rFonts w:eastAsia="Times New Roman" w:cs="Times New Roman"/>
+          <w:b/>
+          <w:bCs/>
+          <w:sz w:val="26"/>
+          <w:szCs w:val="26"/>
+        </w:rPr>
+        <w:t>3. Đóng góp của nghiên cứu</w:t>
+      </w:r>
+    </w:p>
+    <w:p>
+      <w:pPr>
+        <w:pStyle w:val="Normal"/>
+        <w:spacing w:lineRule="auto" w:line="360" w:before="0" w:after="120"/>
+        <w:jc w:val="both"/>
+      </w:pPr>
+      <w:r>
+        <w:rPr>
+          <w:rFonts w:eastAsia="Times New Roman" w:cs="Times New Roman"/>
+          <w:b/>
+          <w:bCs/>
+          <w:sz w:val="26"/>
+          <w:szCs w:val="26"/>
+        </w:rPr>
+        <w:t xml:space="preserve">- Về mặt phương pháp luận: </w:t>
+      </w:r>
+      <w:r>
+        <w:rPr>
+          <w:rFonts w:eastAsia="Times New Roman" w:cs="Times New Roman"/>
+          <w:sz w:val="26"/>
+          <w:szCs w:val="26"/>
+        </w:rPr>
+        <w:t>Chuẩn hóa và đề xuất một framework làm việc hybrid (con người và đa mô hình AI) bài bản thay vì tập hợp các thủ thuật rời rạc.</w:t>
+      </w:r>
+    </w:p>
+    <w:p>
+      <w:pPr>
+        <w:pStyle w:val="Normal"/>
+        <w:spacing w:lineRule="auto" w:line="360" w:before="0" w:after="120"/>
+        <w:jc w:val="both"/>
+      </w:pPr>
+      <w:r>
+        <w:rPr>
+          <w:rFonts w:eastAsia="Times New Roman" w:cs="Times New Roman"/>
+          <w:b/>
+          <w:bCs/>
+          <w:sz w:val="26"/>
+          <w:szCs w:val="26"/>
+        </w:rPr>
+        <w:t>- Về mặt thực tiễn (Sản phẩm cốt lõi):</w:t>
+      </w:r>
+    </w:p>
+    <w:p>
+      <w:pPr>
+        <w:pStyle w:val="Normal"/>
+        <w:spacing w:lineRule="auto" w:line="360" w:before="0" w:after="120"/>
+        <w:ind w:left="360"/>
+        <w:jc w:val="both"/>
+      </w:pPr>
+      <w:r>
+        <w:rPr>
+          <w:rFonts w:eastAsia="Times New Roman" w:cs="Times New Roman"/>
+          <w:sz w:val="26"/>
+          <w:szCs w:val="26"/>
+        </w:rPr>
+        <w:t xml:space="preserve">+ </w:t>
+      </w:r>
+      <w:r>
+        <w:rPr>
+          <w:rFonts w:eastAsia="Times New Roman" w:cs="Times New Roman"/>
+          <w:b/>
+          <w:bCs/>
+          <w:sz w:val="26"/>
+          <w:szCs w:val="26"/>
+        </w:rPr>
+        <w:t xml:space="preserve">Bộ Website Lifecycle Templates: </w:t>
+      </w:r>
+      <w:r>
+        <w:rPr>
+          <w:rFonts w:eastAsia="Times New Roman" w:cs="Times New Roman"/>
+          <w:sz w:val="26"/>
+          <w:szCs w:val="26"/>
+        </w:rPr>
+        <w:t>Hệ thống tài nguyên có tính tái sử dụng cao bao gồm 33 templates chuẩn hóa, 17 prompts mẫu, 20 patterns và 22 examples thực tế, bao phủ trọn vẹn 7 giai đoạn trong vòng đời phát triển website.</w:t>
+      </w:r>
+    </w:p>
+    <w:p>
+      <w:pPr>
+        <w:pStyle w:val="Normal"/>
+        <w:spacing w:lineRule="auto" w:line="360" w:before="0" w:after="120"/>
+        <w:ind w:left="360"/>
+        <w:jc w:val="both"/>
+      </w:pPr>
+      <w:r>
+        <w:rPr>
+          <w:rFonts w:eastAsia="Times New Roman" w:cs="Times New Roman"/>
+          <w:sz w:val="26"/>
+          <w:szCs w:val="26"/>
+        </w:rPr>
+        <w:t xml:space="preserve">+ </w:t>
+      </w:r>
+      <w:r>
+        <w:rPr>
+          <w:rFonts w:eastAsia="Times New Roman" w:cs="Times New Roman"/>
+          <w:b/>
+          <w:bCs/>
+          <w:sz w:val="26"/>
+          <w:szCs w:val="26"/>
+        </w:rPr>
+        <w:t xml:space="preserve">Bộ 3 trụ cột kỹ năng Architect - Planner - Builder: </w:t>
+      </w:r>
+      <w:r>
+        <w:rPr>
+          <w:rFonts w:eastAsia="Times New Roman" w:cs="Times New Roman"/>
+          <w:sz w:val="26"/>
+          <w:szCs w:val="26"/>
+        </w:rPr>
+        <w:t>Thiết lập workflow chặt chẽ, hỗ trợ định tuyến và điều phối hành vi của các AI Agents hiện đại, giúp biến AI từ một "trợ lý trả lời câu hỏi" thành "kỹ sư cộng tác" có tính kỷ luật.</w:t>
+      </w:r>
+    </w:p>
+    <w:p>
+      <w:pPr>
+        <w:pStyle w:val="Normal"/>
+        <w:spacing w:lineRule="auto" w:line="360" w:before="0" w:after="120"/>
+        <w:jc w:val="both"/>
+      </w:pPr>
+      <w:r>
+        <w:rPr>
+          <w:rFonts w:eastAsia="Times New Roman" w:cs="Times New Roman"/>
+          <w:b/>
+          <w:bCs/>
+          <w:sz w:val="26"/>
+          <w:szCs w:val="26"/>
+        </w:rPr>
+        <w:t xml:space="preserve">- Về giá trị giáo dục và đào tạo: </w:t>
+      </w:r>
+      <w:r>
+        <w:rPr>
+          <w:rFonts w:eastAsia="Times New Roman" w:cs="Times New Roman"/>
+          <w:sz w:val="26"/>
+          <w:szCs w:val="26"/>
+        </w:rPr>
+        <w:t>Cung cấp tài liệu định hướng tư duy kỹ sư phần mềm (Software Engineering) trong thời đại AI, giúp sinh viên không bị "thui chột" tư duy lập trình khi phụ thuộc vào AI, mà học cách làm chủ và thiết kế hệ thống thông qua việc kiểm soát AI.</w:t>
+      </w:r>
+    </w:p>
+    <w:p>
+      <w:pPr>
+        <w:pStyle w:val="Normal"/>
+        <w:spacing w:lineRule="auto" w:line="360" w:before="120" w:after="240"/>
+        <w:jc w:val="center"/>
+        <w:rPr/>
+      </w:pPr>
       <w:r>
         <w:br w:type="page"/>
       </w:r>
@@ -7941,519 +8217,6 @@
           <w:sz w:val="28"/>
           <w:szCs w:val="28"/>
         </w:rPr>
-        <w:t>CHƯƠNG 6. THIẾT KẾ PILOT VÀ HƯỚNG ĐÁNH GIÁ THỰC NGHIỆM</w:t>
-      </w:r>
-    </w:p>
-    <w:p>
-      <w:pPr>
-        <w:pStyle w:val="Normal"/>
-        <w:keepNext w:val="true"/>
-        <w:spacing w:lineRule="auto" w:line="360" w:before="180" w:after="120"/>
-        <w:rPr/>
-      </w:pPr>
-      <w:r>
-        <w:rPr>
-          <w:rFonts w:eastAsia="Times New Roman" w:cs="Times New Roman"/>
-          <w:b/>
-          <w:bCs/>
-          <w:sz w:val="26"/>
-          <w:szCs w:val="26"/>
-        </w:rPr>
-        <w:t>6.1. Lý do cần thiết kế pilot thay vì kết luận định lượng ngay</w:t>
-      </w:r>
-    </w:p>
-    <w:p>
-      <w:pPr>
-        <w:pStyle w:val="Normal"/>
-        <w:spacing w:lineRule="auto" w:line="360" w:before="0" w:after="120"/>
-        <w:jc w:val="both"/>
-        <w:rPr/>
-      </w:pPr>
-      <w:r>
-        <w:rPr>
-          <w:rFonts w:eastAsia="Times New Roman" w:cs="Times New Roman"/>
-          <w:sz w:val="26"/>
-          <w:szCs w:val="26"/>
-        </w:rPr>
-        <w:t>Một điểm quan trọng khi nghiên cứu ứng dụng AI chatbot trong phát triển website là không được nhầm lẫn giữa cảm nhận năng suất và bằng chứng năng suất. Khi một lập trình viên dùng AI và cảm thấy công việc nhanh hơn, điều đó có giá trị kinh nghiệm nhưng chưa đủ để kết luận khoa học. Để kết luận rằng AI giúp giảm một tỷ lệ phần trăm thời gian cụ thể, nhóm nghiên cứu cần log thời gian, mô tả task, tiêu chí đánh giá, số lần sửa lỗi, số lượng người tham gia và điều kiện so sánh.</w:t>
-      </w:r>
-    </w:p>
-    <w:p>
-      <w:pPr>
-        <w:pStyle w:val="Normal"/>
-        <w:spacing w:lineRule="auto" w:line="360" w:before="0" w:after="120"/>
-        <w:jc w:val="both"/>
-        <w:rPr/>
-      </w:pPr>
-      <w:r>
-        <w:rPr>
-          <w:rFonts w:eastAsia="Times New Roman" w:cs="Times New Roman"/>
-          <w:sz w:val="26"/>
-          <w:szCs w:val="26"/>
-        </w:rPr>
-        <w:t>Các nghiên cứu quốc tế có độ tin cậy cao thường thiết kế thí nghiệm có kiểm soát. Peng et al. (2023) không kết luận chung chung rằng AI luôn tăng năng suất, mà đo một tác vụ cụ thể với nhóm dùng Copilot và nhóm không dùng Copilot. Vaithilingam et al. (2022) cũng không chỉ dựa vào cảm nhận, mà quan sát người tham gia khi dùng Copilot, phân tích khó khăn trong hiểu và sửa code. Những cách làm này cho thấy nghiên cứu về AI cần mô tả rõ bối cảnh và giới hạn.</w:t>
-      </w:r>
-    </w:p>
-    <w:p>
-      <w:pPr>
-        <w:pStyle w:val="Normal"/>
-        <w:spacing w:lineRule="auto" w:line="360" w:before="0" w:after="120"/>
-        <w:jc w:val="both"/>
-        <w:rPr/>
-      </w:pPr>
-      <w:r>
-        <w:rPr>
-          <w:rFonts w:eastAsia="Times New Roman" w:cs="Times New Roman"/>
-          <w:sz w:val="26"/>
-          <w:szCs w:val="26"/>
-        </w:rPr>
-        <w:t>Với phạm vi đề tài sinh viên, cách phù hợp là thiết kế pilot nhỏ nhưng có dữ liệu. Pilot không cần bao phủ toàn bộ ngành web development, nhưng phải ghi lại đủ bằng chứng cho một số tác vụ đại diện. Ví dụ, nhóm có thể chọn một landing page, một trang catalog sản phẩm và một API đơn giản để so sánh quy trình truyền thống với quy trình dùng lifecycle templates + skill suite.</w:t>
-      </w:r>
-    </w:p>
-    <w:p>
-      <w:pPr>
-        <w:pStyle w:val="Normal"/>
-        <w:spacing w:lineRule="auto" w:line="360" w:before="0" w:after="120"/>
-        <w:jc w:val="both"/>
-        <w:rPr/>
-      </w:pPr>
-      <w:r>
-        <w:rPr>
-          <w:rFonts w:eastAsia="Times New Roman" w:cs="Times New Roman"/>
-          <w:sz w:val="26"/>
-          <w:szCs w:val="26"/>
-        </w:rPr>
-        <w:t>Khi chuyển các con số như 36,3% hoặc 35% thành mục tiêu/pilot thay vì kết luận chắc chắn, báo cáo trở nên đáng tin hơn. Điều này không làm giảm giá trị đề tài; ngược lại, nó thể hiện thái độ nghiên cứu nghiêm túc. Đóng góp chính hiện tại là framework và sản phẩm hỗ trợ workflow, còn định lượng hiệu quả là bước cần đo tiếp bằng pilot có kiểm chứng.</w:t>
-      </w:r>
-    </w:p>
-    <w:p>
-      <w:pPr>
-        <w:pStyle w:val="Normal"/>
-        <w:keepNext w:val="true"/>
-        <w:spacing w:lineRule="auto" w:line="360" w:before="180" w:after="120"/>
-        <w:rPr/>
-      </w:pPr>
-      <w:r>
-        <w:rPr>
-          <w:rFonts w:eastAsia="Times New Roman" w:cs="Times New Roman"/>
-          <w:b/>
-          <w:bCs/>
-          <w:sz w:val="26"/>
-          <w:szCs w:val="26"/>
-        </w:rPr>
-        <w:t>6.2. Thiết kế pilot đề xuất cho một website mẫu</w:t>
-      </w:r>
-    </w:p>
-    <w:p>
-      <w:pPr>
-        <w:pStyle w:val="Normal"/>
-        <w:spacing w:lineRule="auto" w:line="360" w:before="0" w:after="120"/>
-        <w:jc w:val="both"/>
-        <w:rPr/>
-      </w:pPr>
-      <w:r>
-        <w:rPr>
-          <w:rFonts w:eastAsia="Times New Roman" w:cs="Times New Roman"/>
-          <w:sz w:val="26"/>
-          <w:szCs w:val="26"/>
-        </w:rPr>
-        <w:t>Pilot đề xuất gồm một website mẫu có phạm vi vừa đủ: trang chủ, trang danh sách sản phẩm/dịch vụ, trang chi tiết, form liên hệ và khu vực quản trị đơn giản. Website không nên quá nhỏ đến mức AI không có đất thể hiện, nhưng cũng không nên quá lớn khiến việc đo lường vượt quá nguồn lực. Một ví dụ phù hợp là website bán hoa, website dịch vụ sửa chữa hoặc website giới thiệu doanh nghiệp nhỏ.</w:t>
-      </w:r>
-    </w:p>
-    <w:p>
-      <w:pPr>
-        <w:pStyle w:val="Normal"/>
-        <w:spacing w:lineRule="auto" w:line="360" w:before="0" w:after="120"/>
-        <w:jc w:val="both"/>
-        <w:rPr/>
-      </w:pPr>
-      <w:r>
-        <w:rPr>
-          <w:rFonts w:eastAsia="Times New Roman" w:cs="Times New Roman"/>
-          <w:sz w:val="26"/>
-          <w:szCs w:val="26"/>
-        </w:rPr>
-        <w:t>Pilot có thể chia thành hai vòng. Vòng A thực hiện theo cách thông thường: người thực hiện tự thu thập yêu cầu, tự lập kế hoạch và dùng AI tự do nếu cần. Vòng B dùng bộ Website Lifecycle Templates và skill suite: Discovery tạo requirements/user stories/risk analysis; Planning tạo sitemap/ADR/roadmap; Design tạo component spec/accessibility checklist; Development tạo API/component theo coding standards; Testing tạo test plan và bug report; Maintenance tạo performance baseline.</w:t>
-      </w:r>
-    </w:p>
-    <w:p>
-      <w:pPr>
-        <w:pStyle w:val="Normal"/>
-        <w:spacing w:lineRule="auto" w:line="360" w:before="0" w:after="120"/>
-        <w:jc w:val="both"/>
-        <w:rPr/>
-      </w:pPr>
-      <w:r>
-        <w:rPr>
-          <w:rFonts w:eastAsia="Times New Roman" w:cs="Times New Roman"/>
-          <w:sz w:val="26"/>
-          <w:szCs w:val="26"/>
-        </w:rPr>
-        <w:t>Để so sánh công bằng, hai vòng cần có cùng phạm vi chức năng và cùng tiêu chí hoàn thành. Nếu chỉ vòng B được review kỹ hơn, kết quả sẽ thiên lệch. Ngược lại, nếu vòng A dùng công cụ khác mà vòng B không dùng, kết luận cũng không rõ. Vì vậy, pilot nên ghi rõ công cụ được phép, thời gian tối đa, tài liệu đầu vào, người review và cách chấm điểm.</w:t>
-      </w:r>
-    </w:p>
-    <w:p>
-      <w:pPr>
-        <w:pStyle w:val="Normal"/>
-        <w:spacing w:lineRule="auto" w:line="360" w:before="0" w:after="120"/>
-        <w:jc w:val="both"/>
-        <w:rPr/>
-      </w:pPr>
-      <w:r>
-        <w:rPr>
-          <w:rFonts w:eastAsia="Times New Roman" w:cs="Times New Roman"/>
-          <w:sz w:val="26"/>
-          <w:szCs w:val="26"/>
-        </w:rPr>
-        <w:t>Đầu ra của pilot không nhất thiết phải là website production hoàn chỉnh. Với đề tài NCKH sinh viên, có thể dừng ở mức prototype có repo, tài liệu, test report và Lighthouse report. Điều quan trọng là chứng minh framework giúp quy trình rõ hơn, output đầy đủ hơn và lỗi dễ phát hiện hơn. Đây là bằng chứng phù hợp hơn so với việc đưa ra số liệu phần trăm không có log.</w:t>
-      </w:r>
-    </w:p>
-    <w:p>
-      <w:pPr>
-        <w:pStyle w:val="Normal"/>
-        <w:keepNext w:val="true"/>
-        <w:spacing w:lineRule="auto" w:line="360" w:before="180" w:after="120"/>
-        <w:rPr/>
-      </w:pPr>
-      <w:r>
-        <w:rPr>
-          <w:rFonts w:eastAsia="Times New Roman" w:cs="Times New Roman"/>
-          <w:b/>
-          <w:bCs/>
-          <w:sz w:val="26"/>
-          <w:szCs w:val="26"/>
-        </w:rPr>
-        <w:t>6.3. Hệ thống chỉ số đo lường</w:t>
-      </w:r>
-    </w:p>
-    <w:p>
-      <w:pPr>
-        <w:pStyle w:val="Normal"/>
-        <w:spacing w:lineRule="auto" w:line="360" w:before="0" w:after="120"/>
-        <w:jc w:val="both"/>
-        <w:rPr/>
-      </w:pPr>
-      <w:r>
-        <w:rPr>
-          <w:rFonts w:eastAsia="Times New Roman" w:cs="Times New Roman"/>
-          <w:sz w:val="26"/>
-          <w:szCs w:val="26"/>
-        </w:rPr>
-        <w:t>Chỉ số đầu tiên là thời gian. Nhóm cần ghi thời gian cho từng phase: discovery, planning, design, content, development, testing, maintenance. Thời gian nên được log theo task nhỏ, ví dụ 'viết user stories', 'tạo sitemap', 'xây component product card', 'viết test form liên hệ'. Cách log theo phase giúp biết AI hỗ trợ mạnh ở đâu và yếu ở đâu, thay vì chỉ có một tổng thời gian mơ hồ.</w:t>
-      </w:r>
-    </w:p>
-    <w:p>
-      <w:pPr>
-        <w:pStyle w:val="Normal"/>
-        <w:spacing w:lineRule="auto" w:line="360" w:before="0" w:after="120"/>
-        <w:jc w:val="both"/>
-        <w:rPr/>
-      </w:pPr>
-      <w:r>
-        <w:rPr>
-          <w:rFonts w:eastAsia="Times New Roman" w:cs="Times New Roman"/>
-          <w:sz w:val="26"/>
-          <w:szCs w:val="26"/>
-        </w:rPr>
-        <w:t>Chỉ số thứ hai là chất lượng artefact. Với requirements, có thể chấm theo mức đầy đủ của mục tiêu, persona, use case, acceptance criteria và risk. Với code, có thể chấm theo test pass, lint/type check, bug report, maintainability và security review. Với UI, có thể chấm theo responsive, accessibility, consistency và usability. Với content, có thể chấm theo tính đúng, hữu ích, nguồn và giọng văn.</w:t>
-      </w:r>
-    </w:p>
-    <w:p>
-      <w:pPr>
-        <w:pStyle w:val="Normal"/>
-        <w:spacing w:lineRule="auto" w:line="360" w:before="0" w:after="120"/>
-        <w:jc w:val="both"/>
-        <w:rPr/>
-      </w:pPr>
-      <w:r>
-        <w:rPr>
-          <w:rFonts w:eastAsia="Times New Roman" w:cs="Times New Roman"/>
-          <w:sz w:val="26"/>
-          <w:szCs w:val="26"/>
-        </w:rPr>
-        <w:t>Chỉ số thứ ba là mức kiểm soát AI. Đây là điểm riêng của đề tài. Nhóm có thể đo số lần AI tạo output sai nguồn, số lần phải sửa do hallucination, số prompt phải viết lại, số output có trace, số checklist pass/fail và số lần cần human approval. Những chỉ số này phản ánh giá trị của skill suite vì mục tiêu của nó là giảm hành vi AI thiếu kiểm soát.</w:t>
-      </w:r>
-    </w:p>
-    <w:p>
-      <w:pPr>
-        <w:pStyle w:val="Normal"/>
-        <w:spacing w:lineRule="auto" w:line="360" w:before="0" w:after="120"/>
-        <w:jc w:val="both"/>
-        <w:rPr/>
-      </w:pPr>
-      <w:r>
-        <w:rPr>
-          <w:rFonts w:eastAsia="Times New Roman" w:cs="Times New Roman"/>
-          <w:sz w:val="26"/>
-          <w:szCs w:val="26"/>
-        </w:rPr>
-        <w:t>Chỉ số thứ tư là trải nghiệm người thực hiện. Sau mỗi vòng pilot, người thực hiện có thể tự đánh giá mức dễ hiểu, mức tự tin khi sử dụng output AI, mức công sức review và mức sẵn sàng dùng lại workflow. Các đánh giá này không thay thế số liệu kỹ thuật nhưng giúp giải thích tại sao một workflow hiệu quả hoặc không hiệu quả trong thực tế.</w:t>
-      </w:r>
-    </w:p>
-    <w:p>
-      <w:pPr>
-        <w:pStyle w:val="Normal"/>
-        <w:keepNext w:val="true"/>
-        <w:spacing w:lineRule="auto" w:line="360" w:before="180" w:after="120"/>
-        <w:rPr/>
-      </w:pPr>
-      <w:r>
-        <w:rPr>
-          <w:rFonts w:eastAsia="Times New Roman" w:cs="Times New Roman"/>
-          <w:b/>
-          <w:bCs/>
-          <w:sz w:val="26"/>
-          <w:szCs w:val="26"/>
-        </w:rPr>
-        <w:t>6.4. Quy trình thu thập và lưu evidence</w:t>
-      </w:r>
-    </w:p>
-    <w:p>
-      <w:pPr>
-        <w:pStyle w:val="Normal"/>
-        <w:spacing w:lineRule="auto" w:line="360" w:before="0" w:after="120"/>
-        <w:jc w:val="both"/>
-        <w:rPr/>
-      </w:pPr>
-      <w:r>
-        <w:rPr>
-          <w:rFonts w:eastAsia="Times New Roman" w:cs="Times New Roman"/>
-          <w:sz w:val="26"/>
-          <w:szCs w:val="26"/>
-        </w:rPr>
-        <w:t>Một nghiên cứu ứng dụng AI tốt cần evidence. Với phát triển website, evidence gồm repo Git, commit history, prompt log, output của AI, checklist đã điền, screenshot, test report, Lighthouse report, bug report và quyết định kiến trúc. Nếu thiếu evidence, người đọc không thể phân biệt giữa kết quả thật và mô tả sau khi sự việc đã xảy ra.</w:t>
-      </w:r>
-    </w:p>
-    <w:p>
-      <w:pPr>
-        <w:pStyle w:val="Normal"/>
-        <w:spacing w:lineRule="auto" w:line="360" w:before="0" w:after="120"/>
-        <w:jc w:val="both"/>
-        <w:rPr/>
-      </w:pPr>
-      <w:r>
-        <w:rPr>
-          <w:rFonts w:eastAsia="Times New Roman" w:cs="Times New Roman"/>
-          <w:sz w:val="26"/>
-          <w:szCs w:val="26"/>
-        </w:rPr>
-        <w:t>Bộ template trong đề tài có thể được mở rộng bằng trường evidence cho các tài liệu quan trọng. Ví dụ, test-plan nên có link tới test output; performance-report nên có ngày đo, URL, thiết bị, network profile và công cụ đo; ADR nên có người quyết định và phương án bị loại; bug-report nên có steps to reproduce và expected/actual result. Khi AI tạo tài liệu, các trường này buộc người dùng cung cấp dữ liệu thật.</w:t>
-      </w:r>
-    </w:p>
-    <w:p>
-      <w:pPr>
-        <w:pStyle w:val="Normal"/>
-        <w:spacing w:lineRule="auto" w:line="360" w:before="0" w:after="120"/>
-        <w:jc w:val="both"/>
-        <w:rPr/>
-      </w:pPr>
-      <w:r>
-        <w:rPr>
-          <w:rFonts w:eastAsia="Times New Roman" w:cs="Times New Roman"/>
-          <w:sz w:val="26"/>
-          <w:szCs w:val="26"/>
-        </w:rPr>
-        <w:t>Đối với prompt log, nhóm nên lưu prompt đầu vào, model/tool sử dụng, ngày chạy và output chính. Việc này giúp audit lại khi kết quả sai. Tuy nhiên, prompt log không được chứa secret, token, dữ liệu cá nhân hoặc thông tin nội bộ nhạy cảm. Nếu có dữ liệu nhạy cảm, cần sanitize trước khi đưa vào AI cloud service.</w:t>
-      </w:r>
-    </w:p>
-    <w:p>
-      <w:pPr>
-        <w:pStyle w:val="Normal"/>
-        <w:spacing w:lineRule="auto" w:line="360" w:before="0" w:after="120"/>
-        <w:jc w:val="both"/>
-        <w:rPr/>
-      </w:pPr>
-      <w:r>
-        <w:rPr>
-          <w:rFonts w:eastAsia="Times New Roman" w:cs="Times New Roman"/>
-          <w:sz w:val="26"/>
-          <w:szCs w:val="26"/>
-        </w:rPr>
-        <w:t>Skill-builder trong bộ skill có build-log, đây là hướng đúng cho evidence. Mỗi task nên ghi nguồn dữ liệu, file tạo ra, quyết định quan trọng và kết quả validation. Khi áp dụng vào website, build-log có thể trở thành nhật ký kỹ thuật giúp người sau hiểu vì sao một component, API hoặc checklist được tạo như vậy.</w:t>
-      </w:r>
-    </w:p>
-    <w:p>
-      <w:pPr>
-        <w:pStyle w:val="Normal"/>
-        <w:keepNext w:val="true"/>
-        <w:spacing w:lineRule="auto" w:line="360" w:before="180" w:after="120"/>
-        <w:rPr/>
-      </w:pPr>
-      <w:r>
-        <w:rPr>
-          <w:rFonts w:eastAsia="Times New Roman" w:cs="Times New Roman"/>
-          <w:b/>
-          <w:bCs/>
-          <w:sz w:val="26"/>
-          <w:szCs w:val="26"/>
-        </w:rPr>
-        <w:t>6.5. Kịch bản áp dụng trong đào tạo và doanh nghiệp nhỏ</w:t>
-      </w:r>
-    </w:p>
-    <w:p>
-      <w:pPr>
-        <w:pStyle w:val="Normal"/>
-        <w:spacing w:lineRule="auto" w:line="360" w:before="0" w:after="120"/>
-        <w:jc w:val="both"/>
-        <w:rPr/>
-      </w:pPr>
-      <w:r>
-        <w:rPr>
-          <w:rFonts w:eastAsia="Times New Roman" w:cs="Times New Roman"/>
-          <w:sz w:val="26"/>
-          <w:szCs w:val="26"/>
-        </w:rPr>
-        <w:t>Trong đào tạo, framework này giúp sinh viên không chỉ học cách hỏi AI mà học cách tổ chức quy trình phát triển phần mềm. Mỗi nhóm sinh viên có thể được giao cùng một đề bài website và bắt buộc tạo artefact theo 7 phase. Chatbot AI được dùng để hỗ trợ tạo bản nháp, nhưng sinh viên phải review, sửa, dẫn nguồn và giải thích quyết định. Cách làm này giúp phát triển cả kỹ năng kỹ thuật lẫn tư duy phản biện.</w:t>
-      </w:r>
-    </w:p>
-    <w:p>
-      <w:pPr>
-        <w:pStyle w:val="Normal"/>
-        <w:spacing w:lineRule="auto" w:line="360" w:before="0" w:after="120"/>
-        <w:jc w:val="both"/>
-        <w:rPr/>
-      </w:pPr>
-      <w:r>
-        <w:rPr>
-          <w:rFonts w:eastAsia="Times New Roman" w:cs="Times New Roman"/>
-          <w:sz w:val="26"/>
-          <w:szCs w:val="26"/>
-        </w:rPr>
-        <w:t>Giảng viên có thể chấm theo artefact thay vì chỉ chấm sản phẩm cuối. Ví dụ, requirements có rõ không, ADR có hợp lý không, design system có nhất quán không, test plan có bao phủ edge cases không, report có evidence không. AI khi đó trở thành công cụ học tập có kiểm soát, không phải công cụ làm hộ.</w:t>
-      </w:r>
-    </w:p>
-    <w:p>
-      <w:pPr>
-        <w:pStyle w:val="Normal"/>
-        <w:spacing w:lineRule="auto" w:line="360" w:before="0" w:after="120"/>
-        <w:jc w:val="both"/>
-        <w:rPr/>
-      </w:pPr>
-      <w:r>
-        <w:rPr>
-          <w:rFonts w:eastAsia="Times New Roman" w:cs="Times New Roman"/>
-          <w:sz w:val="26"/>
-          <w:szCs w:val="26"/>
-        </w:rPr>
-        <w:t>Với doanh nghiệp nhỏ, giá trị nằm ở khả năng chuẩn hóa quy trình mà không cần đội ngũ lớn. Một chủ doanh nghiệp có thể dùng Discovery template để mô tả nhu cầu, dùng Content template để chuẩn bị nội dung, dùng Planning template để làm việc với freelancer hoặc agency, và dùng Maintenance template để theo dõi sau khi website chạy. AI chatbot giúp điền bản nháp, nhưng chủ doanh nghiệp vẫn giữ quyền xác nhận.</w:t>
-      </w:r>
-    </w:p>
-    <w:p>
-      <w:pPr>
-        <w:pStyle w:val="Normal"/>
-        <w:spacing w:lineRule="auto" w:line="360" w:before="0" w:after="120"/>
-        <w:jc w:val="both"/>
-        <w:rPr/>
-      </w:pPr>
-      <w:r>
-        <w:rPr>
-          <w:rFonts w:eastAsia="Times New Roman" w:cs="Times New Roman"/>
-          <w:sz w:val="26"/>
-          <w:szCs w:val="26"/>
-        </w:rPr>
-        <w:t>Đối với nhóm phát triển chuyên nghiệp, bộ skill có thể dùng để tạo các workflow chuyên biệt như SEO content generator, API documentation writer, UI accessibility reviewer hoặc test-case generator. Mỗi workflow nếu được đóng gói thành skill sẽ giảm thời gian onboarding và giảm phụ thuộc vào kinh nghiệm cá nhân của từng thành viên.</w:t>
-      </w:r>
-    </w:p>
-    <w:p>
-      <w:pPr>
-        <w:pStyle w:val="Normal"/>
-        <w:keepNext w:val="true"/>
-        <w:spacing w:lineRule="auto" w:line="360" w:before="180" w:after="120"/>
-        <w:rPr/>
-      </w:pPr>
-      <w:r>
-        <w:rPr>
-          <w:rFonts w:eastAsia="Times New Roman" w:cs="Times New Roman"/>
-          <w:b/>
-          <w:bCs/>
-          <w:sz w:val="26"/>
-          <w:szCs w:val="26"/>
-        </w:rPr>
-        <w:t>6.6. Giới hạn và hướng phát triển tiếp theo</w:t>
-      </w:r>
-    </w:p>
-    <w:p>
-      <w:pPr>
-        <w:pStyle w:val="Normal"/>
-        <w:spacing w:lineRule="auto" w:line="360" w:before="0" w:after="120"/>
-        <w:jc w:val="both"/>
-        <w:rPr/>
-      </w:pPr>
-      <w:r>
-        <w:rPr>
-          <w:rFonts w:eastAsia="Times New Roman" w:cs="Times New Roman"/>
-          <w:sz w:val="26"/>
-          <w:szCs w:val="26"/>
-        </w:rPr>
-        <w:t>Giới hạn đầu tiên của đề tài là chưa có thí nghiệm quy mô lớn. Các kết quả sản phẩm đã rõ nhưng hiệu quả định lượng cần đo tiếp. Giới hạn thứ hai là các nguồn benchmark quốc tế chủ yếu đo coding task, chưa đo đầy đủ toàn bộ lifecycle website. Vì vậy, khi áp dụng vào website, cần thận trọng và không suy rộng quá mức.</w:t>
-      </w:r>
-    </w:p>
-    <w:p>
-      <w:pPr>
-        <w:pStyle w:val="Normal"/>
-        <w:spacing w:lineRule="auto" w:line="360" w:before="0" w:after="120"/>
-        <w:jc w:val="both"/>
-        <w:rPr/>
-      </w:pPr>
-      <w:r>
-        <w:rPr>
-          <w:rFonts w:eastAsia="Times New Roman" w:cs="Times New Roman"/>
-          <w:sz w:val="26"/>
-          <w:szCs w:val="26"/>
-        </w:rPr>
-        <w:t>Giới hạn thứ ba là chất lượng AI thay đổi nhanh theo thời gian. Một prompt hoặc workflow hiệu quả hôm nay có thể cần điều chỉnh khi model mới ra đời. Do đó, bộ template và skill nên được versioning, có ngày cập nhật và có checklist review định kỳ. Đây là lý do trong báo cáo có nhấn mạnh metadata, status và verified date.</w:t>
-      </w:r>
-    </w:p>
-    <w:p>
-      <w:pPr>
-        <w:pStyle w:val="Normal"/>
-        <w:spacing w:lineRule="auto" w:line="360" w:before="0" w:after="120"/>
-        <w:jc w:val="both"/>
-        <w:rPr/>
-      </w:pPr>
-      <w:r>
-        <w:rPr>
-          <w:rFonts w:eastAsia="Times New Roman" w:cs="Times New Roman"/>
-          <w:sz w:val="26"/>
-          <w:szCs w:val="26"/>
-        </w:rPr>
-        <w:t>Hướng phát triển tiếp theo là bổ sung monitoring/alerting runbook, dependency update runbook, i18n/compliance checklist và mock strategy cho testing. Các nội dung này đã được ghi nhận là follow-up trong bộ website-lifecycle-templates. Khi bổ sung, framework sẽ bao phủ tốt hơn các dự án production.</w:t>
-      </w:r>
-    </w:p>
-    <w:p>
-      <w:pPr>
-        <w:pStyle w:val="Normal"/>
-        <w:spacing w:lineRule="auto" w:line="360" w:before="0" w:after="120"/>
-        <w:jc w:val="both"/>
-        <w:rPr/>
-      </w:pPr>
-      <w:r>
-        <w:rPr>
-          <w:rFonts w:eastAsia="Times New Roman" w:cs="Times New Roman"/>
-          <w:sz w:val="26"/>
-          <w:szCs w:val="26"/>
-        </w:rPr>
-        <w:t>Một hướng khác là xây dựng dashboard đo workflow AI: số prompt, số output pass checklist, số lỗi phát hiện, thời gian từng phase, số lần human intervention và mức tiết kiệm thời gian. Nếu có dashboard, đề tài có thể chuyển từ nghiên cứu thiết kế artefact sang nghiên cứu thực nghiệm có dữ liệu mạnh hơn.</w:t>
-      </w:r>
-      <w:r>
-        <w:br w:type="page"/>
-      </w:r>
-    </w:p>
-    <w:p>
-      <w:pPr>
-        <w:pStyle w:val="Normal"/>
-        <w:spacing w:lineRule="auto" w:line="360" w:before="120" w:after="240"/>
-        <w:jc w:val="center"/>
-        <w:rPr/>
-      </w:pPr>
-      <w:r>
-        <w:rPr>
-          <w:rFonts w:eastAsia="Times New Roman" w:cs="Times New Roman"/>
-          <w:b/>
-          <w:bCs/>
-          <w:sz w:val="28"/>
-          <w:szCs w:val="28"/>
-        </w:rPr>
         <w:t>KẾT LUẬN VÀ KIẾN NGHỊ</w:t>
       </w:r>
     </w:p>
@@ -8913,27 +8676,7 @@
           <w:sz w:val="28"/>
           <w:szCs w:val="28"/>
         </w:rPr>
-        <w:t xml:space="preserve">PHỤ LỤC </w:t>
-      </w:r>
-      <w:r>
-        <w:rPr>
-          <w:rFonts w:eastAsia="Times New Roman" w:cs="Times New Roman"/>
-          <w:b/>
-          <w:bCs/>
-          <w:sz w:val="28"/>
-          <w:szCs w:val="28"/>
-        </w:rPr>
-        <w:t>1</w:t>
-      </w:r>
-      <w:r>
-        <w:rPr>
-          <w:rFonts w:eastAsia="Times New Roman" w:cs="Times New Roman"/>
-          <w:b/>
-          <w:bCs/>
-          <w:sz w:val="28"/>
-          <w:szCs w:val="28"/>
-        </w:rPr>
-        <w:t>. INVENTORY CHI TIẾT BỘ WEBSITE LIFECYCLE TEMPLATES</w:t>
+        <w:t>PHỤ LỤC 1. INVENTORY CHI TIẾT BỘ WEBSITE LIFECYCLE TEMPLATES</w:t>
       </w:r>
     </w:p>
     <w:p>
@@ -19958,27 +19701,7 @@
           <w:sz w:val="28"/>
           <w:szCs w:val="28"/>
         </w:rPr>
-        <w:t xml:space="preserve">PHỤ LỤC </w:t>
-      </w:r>
-      <w:r>
-        <w:rPr>
-          <w:rFonts w:eastAsia="Times New Roman" w:cs="Times New Roman"/>
-          <w:b/>
-          <w:bCs/>
-          <w:sz w:val="28"/>
-          <w:szCs w:val="28"/>
-        </w:rPr>
-        <w:t>2</w:t>
-      </w:r>
-      <w:r>
-        <w:rPr>
-          <w:rFonts w:eastAsia="Times New Roman" w:cs="Times New Roman"/>
-          <w:b/>
-          <w:bCs/>
-          <w:sz w:val="28"/>
-          <w:szCs w:val="28"/>
-        </w:rPr>
-        <w:t>. MA TRẬN RỦI RO KHI ỨNG DỤNG AI CHATBOT TRONG PHÁT TRIỂN WEBSITE</w:t>
+        <w:t>PHỤ LỤC 2. MA TRẬN RỦI RO KHI ỨNG DỤNG AI CHATBOT TRONG PHÁT TRIỂN WEBSITE</w:t>
       </w:r>
     </w:p>
     <w:tbl>
